--- a/course_development/active_inference_family/04_screens_toys_tools/01_systems/output/lab-protocols/01_systems-lab.docx
+++ b/course_development/active_inference_family/04_screens_toys_tools/01_systems/output/lab-protocols/01_systems-lab.docx
@@ -4,32 +4,80 @@
   <w:body>
     <w:p>
       <w:r>
-        <w:t>Lab: Exploring Systems</w:t>
+        <w:t>Lab: Paper Computer</w:t>
       </w:r>
     </w:p>
     <w:p>
       <w:r>
-        <w:t>Objective</w:t>
+        <w:t>Goal</w:t>
       </w:r>
     </w:p>
     <w:p>
       <w:r>
-        <w:t>Design and simulate a simple agent that demonstrates the principles of Systems .</w:t>
+        <w:t>To understand how computers follow instructions (Code).</w:t>
       </w:r>
     </w:p>
     <w:p>
       <w:r>
-        <w:t>Prerequisites</w:t>
+        <w:t>What You Need</w:t>
       </w:r>
     </w:p>
     <w:p>
       <w:r>
-        <w:t>Basic understanding of Python or a relevant simulation tool.  Familiarity with the formal definition of Systems.   Steps</w:t>
+        <w:t>Paper.  Pencils.  "Robot" (A parent or friend).   Steps</w:t>
       </w:r>
     </w:p>
     <w:p>
       <w:r>
-        <w:t>Define the Environment : Create a simple grid world or state space relevant to Family.  Define the Agent : Specify the agent's generative model, focusing on Systems.  Simulation : Run the agent for 100 timesteps.  Perturbation : Introduce a specific challenge to Systems (e.g., increased noise, occlusion).  Analysis : Plot the Free Energy over time. Does the agent successfully adapt?   Discussion Requirements</w:t>
+        <w:t>1. The Code</w:t>
+      </w:r>
+    </w:p>
+    <w:p>
+      <w:r>
+        <w:t>Write a program for your Robot to draw a Smiley Face.</w:t>
+      </w:r>
+    </w:p>
+    <w:p>
+      <w:r>
+        <w:t>"Draw a big circle."  "Draw two small dots inside at the top."  "Draw a curve at the bottom."   2. The Execution</w:t>
+      </w:r>
+    </w:p>
+    <w:p>
+      <w:r>
+        <w:t>Read the code to the Robot.</w:t>
+        <w:br/>
+        <w:t>The Robot must do EXACTLY what you say.</w:t>
+        <w:br/>
+        <w:t>If you say "Draw a circle" but don't say "Pick up the pencil," the Robot might draw on the table!</w:t>
+      </w:r>
+    </w:p>
+    <w:p>
+      <w:r>
+        <w:t>3. Debugging</w:t>
+      </w:r>
+    </w:p>
+    <w:p>
+      <w:r>
+        <w:t>Did the face look right?</w:t>
+        <w:br/>
+        <w:t>If not, fix the code.</w:t>
+        <w:br/>
+        <w:t>"Pick up pencil. Move to center. Put pencil down."</w:t>
+      </w:r>
+    </w:p>
+    <w:p>
+      <w:r>
+        <w:t>Discussion</w:t>
+      </w:r>
+    </w:p>
+    <w:p>
+      <w:r>
+        <w:t>Computers are not smart. They are obedient.  You have to be very specific.  Coding is just giving clear instructions.   What We Learned</w:t>
+      </w:r>
+    </w:p>
+    <w:p>
+      <w:r>
+        <w:t>Systems only do what we tell them to do.</w:t>
       </w:r>
     </w:p>
     <w:sectPr>
